--- a/Tailored_CVs/Shinoy_CGI_Nederland_Test_Manager_Core_Transactions.docx
+++ b/Tailored_CVs/Shinoy_CGI_Nederland_Test_Manager_Core_Transactions.docx
@@ -70,7 +70,7 @@
           <w:b w:val="0"/>
           <w:sz w:val="19"/>
         </w:rPr>
-        <w:t>I am an experienced QA automation engineer with over 8 years of background testing complex financial systems and banking applications. My work focuses on building scalable automation frameworks, managing end-to-end testing processes, and improving release quality. I hold a valid EU residence permit and am ready to start immediately.</w:t>
+        <w:t>I am an experienced QA automation engineer with over 8 years of background in banking and financial systems. My work focuses on building reliable test automation frameworks using Java and Playwright while coordinating E2E testing across complex environments. I also utilize AI tools like Gemini Code Assist to streamline test generation workflows.</w:t>
       </w:r>
     </w:p>
     <w:p>
@@ -288,7 +288,7 @@
           <w:b w:val="0"/>
           <w:sz w:val="18"/>
         </w:rPr>
-        <w:t>▸ Defined and executed comprehensive test strategies and plans covering endtoend, integration, system, and regression testing for financial and payment processing systems.</w:t>
+        <w:t>▸ Led E2E testing and migration of credit risk and transaction workflows from SeleniumJava to Playwright TypeScript, boosting execution efficiency by 20%.</w:t>
       </w:r>
     </w:p>
     <w:p>
@@ -301,7 +301,7 @@
           <w:b w:val="0"/>
           <w:sz w:val="18"/>
         </w:rPr>
-        <w:t>▸ Led testing teams across complex integrated landscapes, managing defect triage and prioritizing issues based on technical and business impact.</w:t>
+        <w:t>▸ Defined and executed test strategies including CI/CD integration, regression test builds via Jenkins, and infrastructure provisioning using Terraform and AWS.</w:t>
       </w:r>
     </w:p>
     <w:p>
@@ -314,7 +314,7 @@
           <w:b w:val="0"/>
           <w:sz w:val="18"/>
         </w:rPr>
-        <w:t>▸ Migrated test frameworks from Selenium to Playwright TypeScript and utilized Oracle SQL to validate backend data integrity and transactions.</w:t>
+        <w:t>▸ Managed defect triage, stakeholder communication, and backend data integrity validation using Oracle SQL for complex financial risk workflows.</w:t>
       </w:r>
     </w:p>
     <w:p>
@@ -327,7 +327,7 @@
           <w:b w:val="0"/>
           <w:sz w:val="18"/>
         </w:rPr>
-        <w:t>▸ Streamlined test generation and deployment scripts using Gemini Code Assist to improve execution efficiency and support delivery workflows.</w:t>
+        <w:t>▸ Streamlined complex test generation and deployment scripts utilizing AI tools like Gemini Code Assist.</w:t>
       </w:r>
     </w:p>
     <w:p>
